--- a/Project Plan.docx
+++ b/Project Plan.docx
@@ -1,6 +1,6 @@
 
 <file path=word/document.xml><?xml version="1.0" encoding="utf-8"?>
-<w:document xmlns:wpc="http://schemas.microsoft.com/office/word/2010/wordprocessingCanvas" xmlns:cx="http://schemas.microsoft.com/office/drawing/2014/chartex" xmlns:cx1="http://schemas.microsoft.com/office/drawing/2015/9/8/chartex" xmlns:cx2="http://schemas.microsoft.com/office/drawing/2015/10/21/chartex" xmlns:cx3="http://schemas.microsoft.com/office/drawing/2016/5/9/chartex" xmlns:cx4="http://schemas.microsoft.com/office/drawing/2016/5/10/chartex" xmlns:cx5="http://schemas.microsoft.com/office/drawing/2016/5/11/chartex" xmlns:cx6="http://schemas.microsoft.com/office/drawing/2016/5/12/chartex" xmlns:cx7="http://schemas.microsoft.com/office/drawing/2016/5/13/chartex" xmlns:cx8="http://schemas.microsoft.com/office/drawing/2016/5/14/chartex" xmlns:mc="http://schemas.openxmlformats.org/markup-compatibility/2006" xmlns:aink="http://schemas.microsoft.com/office/drawing/2016/ink" xmlns:am3d="http://schemas.microsoft.com/office/drawing/2017/model3d" xmlns:o="urn:schemas-microsoft-com:office:office" xmlns:oel="http://schemas.microsoft.com/office/2019/extlst" xmlns:r="http://schemas.openxmlformats.org/officeDocument/2006/relationships" xmlns:m="http://schemas.openxmlformats.org/officeDocument/2006/math" xmlns:v="urn:schemas-microsoft-com:vml" xmlns:wp14="http://schemas.microsoft.com/office/word/2010/wordprocessingDrawing" xmlns:wp="http://schemas.openxmlformats.org/drawingml/2006/wordprocessingDrawing" xmlns:w10="urn:schemas-microsoft-com:office:word" xmlns:w="http://schemas.openxmlformats.org/wordprocessingml/2006/main" xmlns:w14="http://schemas.microsoft.com/office/word/2010/wordml" xmlns:w15="http://schemas.microsoft.com/office/word/2012/wordml" xmlns:w16cex="http://schemas.microsoft.com/office/word/2018/wordml/cex" xmlns:w16cid="http://schemas.microsoft.com/office/word/2016/wordml/cid" xmlns:w16="http://schemas.microsoft.com/office/word/2018/wordml" xmlns:w16du="http://schemas.microsoft.com/office/word/2023/wordml/word16du" xmlns:w16sdtdh="http://schemas.microsoft.com/office/word/2020/wordml/sdtdatahash" xmlns:w16sdtfl="http://schemas.microsoft.com/office/word/2024/wordml/sdtformatlock" xmlns:w16se="http://schemas.microsoft.com/office/word/2015/wordml/symex" xmlns:wpg="http://schemas.microsoft.com/office/word/2010/wordprocessingGroup" xmlns:wpi="http://schemas.microsoft.com/office/word/2010/wordprocessingInk" xmlns:wne="http://schemas.microsoft.com/office/word/2006/wordml" xmlns:wps="http://schemas.microsoft.com/office/word/2010/wordprocessingShape" mc:Ignorable="w14 w15 w16se w16cid w16 w16cex w16sdtdh w16sdtfl w16du wp14">
+<w:document xmlns:wpc="http://schemas.microsoft.com/office/word/2010/wordprocessingCanvas" xmlns:cx="http://schemas.microsoft.com/office/drawing/2014/chartex" xmlns:mc="http://schemas.openxmlformats.org/markup-compatibility/2006" xmlns:o="urn:schemas-microsoft-com:office:office" xmlns:r="http://schemas.openxmlformats.org/officeDocument/2006/relationships" xmlns:m="http://schemas.openxmlformats.org/officeDocument/2006/math" xmlns:v="urn:schemas-microsoft-com:vml" xmlns:wp14="http://schemas.microsoft.com/office/word/2010/wordprocessingDrawing" xmlns:wp="http://schemas.openxmlformats.org/drawingml/2006/wordprocessingDrawing" xmlns:w10="urn:schemas-microsoft-com:office:word" xmlns:w="http://schemas.openxmlformats.org/wordprocessingml/2006/main" xmlns:w14="http://schemas.microsoft.com/office/word/2010/wordml" xmlns:w15="http://schemas.microsoft.com/office/word/2012/wordml" xmlns:w16se="http://schemas.microsoft.com/office/word/2015/wordml/symex" xmlns:wpg="http://schemas.microsoft.com/office/word/2010/wordprocessingGroup" xmlns:wpi="http://schemas.microsoft.com/office/word/2010/wordprocessingInk" xmlns:wne="http://schemas.microsoft.com/office/word/2006/wordml" xmlns:wps="http://schemas.microsoft.com/office/word/2010/wordprocessingShape" mc:Ignorable="w14 w15 w16se wp14">
   <w:body>
     <w:p>
       <w:pPr>
@@ -487,7 +487,15 @@
             </w:r>
             <w:proofErr w:type="spellEnd"/>
             <w:r>
-              <w:t>, bKash, Nagad).</w:t>
+              <w:t xml:space="preserve">, bKash, </w:t>
+            </w:r>
+            <w:proofErr w:type="spellStart"/>
+            <w:r>
+              <w:t>Nagad</w:t>
+            </w:r>
+            <w:proofErr w:type="spellEnd"/>
+            <w:r>
+              <w:t>).</w:t>
             </w:r>
           </w:p>
         </w:tc>
@@ -615,8 +623,17 @@
           <w:b/>
           <w:bCs/>
         </w:rPr>
-        <w:t>Phase 1: Requirements &amp; Planning (Week 1–2)</w:t>
-      </w:r>
+        <w:t>Phase 1: Re</w:t>
+      </w:r>
+      <w:r>
+        <w:rPr>
+          <w:b/>
+          <w:bCs/>
+        </w:rPr>
+        <w:t xml:space="preserve">quirements &amp; Planning </w:t>
+      </w:r>
+      <w:bookmarkStart w:id="0" w:name="_GoBack"/>
+      <w:bookmarkEnd w:id="0"/>
     </w:p>
     <w:p>
       <w:pPr>
@@ -663,7 +680,14 @@
           <w:b/>
           <w:bCs/>
         </w:rPr>
-        <w:t>Phase 2: System Design (Week 3–4)</w:t>
+        <w:t>P</w:t>
+      </w:r>
+      <w:r>
+        <w:rPr>
+          <w:b/>
+          <w:bCs/>
+        </w:rPr>
+        <w:t xml:space="preserve">hase 2: System Design </w:t>
       </w:r>
     </w:p>
     <w:p>
@@ -789,7 +813,14 @@
           <w:b/>
           <w:bCs/>
         </w:rPr>
-        <w:t>Phase 3: Backend Development (Week 5–8)</w:t>
+        <w:t>Phase 3</w:t>
+      </w:r>
+      <w:r>
+        <w:rPr>
+          <w:b/>
+          <w:bCs/>
+        </w:rPr>
+        <w:t xml:space="preserve">: Backend Development </w:t>
       </w:r>
     </w:p>
     <w:p>
@@ -870,7 +901,14 @@
           <w:b/>
           <w:bCs/>
         </w:rPr>
-        <w:t>Phase 4: Frontend Development (Week 9–12)</w:t>
+        <w:t xml:space="preserve">Phase 4: </w:t>
+      </w:r>
+      <w:r>
+        <w:rPr>
+          <w:b/>
+          <w:bCs/>
+        </w:rPr>
+        <w:t xml:space="preserve">Frontend Development </w:t>
       </w:r>
     </w:p>
     <w:p>
@@ -970,7 +1008,14 @@
           <w:b/>
           <w:bCs/>
         </w:rPr>
-        <w:t>Phase 5: LMS &amp; Examination (Week 13–15)</w:t>
+        <w:t>Phase 5</w:t>
+      </w:r>
+      <w:r>
+        <w:rPr>
+          <w:b/>
+          <w:bCs/>
+        </w:rPr>
+        <w:t xml:space="preserve">: LMS &amp; Examination </w:t>
       </w:r>
     </w:p>
     <w:p>
@@ -1018,7 +1063,14 @@
           <w:b/>
           <w:bCs/>
         </w:rPr>
-        <w:t>Phase 6: Financial System (Week 16–17)</w:t>
+        <w:t xml:space="preserve">Phase </w:t>
+      </w:r>
+      <w:r>
+        <w:rPr>
+          <w:b/>
+          <w:bCs/>
+        </w:rPr>
+        <w:t xml:space="preserve">6: Financial System </w:t>
       </w:r>
     </w:p>
     <w:p>
@@ -1075,7 +1127,14 @@
           <w:b/>
           <w:bCs/>
         </w:rPr>
-        <w:t>Phase 7: Analytics &amp; Reporting (Week 18–19)</w:t>
+        <w:t>Phase 7: An</w:t>
+      </w:r>
+      <w:r>
+        <w:rPr>
+          <w:b/>
+          <w:bCs/>
+        </w:rPr>
+        <w:t xml:space="preserve">alytics &amp; Reporting </w:t>
       </w:r>
     </w:p>
     <w:p>
@@ -1120,7 +1179,14 @@
           <w:b/>
           <w:bCs/>
         </w:rPr>
-        <w:t>Phase 8: Testing &amp; Deployment (Week 20–22)</w:t>
+        <w:t>Phase 8: T</w:t>
+      </w:r>
+      <w:r>
+        <w:rPr>
+          <w:b/>
+          <w:bCs/>
+        </w:rPr>
+        <w:t xml:space="preserve">esting &amp; Deployment </w:t>
       </w:r>
     </w:p>
     <w:p>
@@ -1181,7 +1247,14 @@
           <w:b/>
           <w:bCs/>
         </w:rPr>
-        <w:t>Phase 9: Documentation &amp; Presentation (Week 23–24)</w:t>
+        <w:t>Phase 9: Documenta</w:t>
+      </w:r>
+      <w:r>
+        <w:rPr>
+          <w:b/>
+          <w:bCs/>
+        </w:rPr>
+        <w:t>tion &amp; Presentation</w:t>
       </w:r>
     </w:p>
     <w:p>
@@ -1973,15 +2046,7 @@
       </w:r>
       <w:proofErr w:type="gramEnd"/>
       <w:r>
-        <w:t xml:space="preserve">, </w:t>
-      </w:r>
-      <w:proofErr w:type="gramStart"/>
-      <w:r>
-        <w:t>M:N</w:t>
-      </w:r>
-      <w:proofErr w:type="gramEnd"/>
-      <w:r>
-        <w:t>).</w:t>
+        <w:t>, M:N).</w:t>
       </w:r>
     </w:p>
     <w:p>
@@ -2430,7 +2495,7 @@
 </file>
 
 <file path=word/numbering.xml><?xml version="1.0" encoding="utf-8"?>
-<w:numbering xmlns:wpc="http://schemas.microsoft.com/office/word/2010/wordprocessingCanvas" xmlns:cx="http://schemas.microsoft.com/office/drawing/2014/chartex" xmlns:cx1="http://schemas.microsoft.com/office/drawing/2015/9/8/chartex" xmlns:cx2="http://schemas.microsoft.com/office/drawing/2015/10/21/chartex" xmlns:cx3="http://schemas.microsoft.com/office/drawing/2016/5/9/chartex" xmlns:cx4="http://schemas.microsoft.com/office/drawing/2016/5/10/chartex" xmlns:cx5="http://schemas.microsoft.com/office/drawing/2016/5/11/chartex" xmlns:cx6="http://schemas.microsoft.com/office/drawing/2016/5/12/chartex" xmlns:cx7="http://schemas.microsoft.com/office/drawing/2016/5/13/chartex" xmlns:cx8="http://schemas.microsoft.com/office/drawing/2016/5/14/chartex" xmlns:mc="http://schemas.openxmlformats.org/markup-compatibility/2006" xmlns:aink="http://schemas.microsoft.com/office/drawing/2016/ink" xmlns:am3d="http://schemas.microsoft.com/office/drawing/2017/model3d" xmlns:o="urn:schemas-microsoft-com:office:office" xmlns:oel="http://schemas.microsoft.com/office/2019/extlst" xmlns:r="http://schemas.openxmlformats.org/officeDocument/2006/relationships" xmlns:m="http://schemas.openxmlformats.org/officeDocument/2006/math" xmlns:v="urn:schemas-microsoft-com:vml" xmlns:wp14="http://schemas.microsoft.com/office/word/2010/wordprocessingDrawing" xmlns:wp="http://schemas.openxmlformats.org/drawingml/2006/wordprocessingDrawing" xmlns:w10="urn:schemas-microsoft-com:office:word" xmlns:w="http://schemas.openxmlformats.org/wordprocessingml/2006/main" xmlns:w14="http://schemas.microsoft.com/office/word/2010/wordml" xmlns:w15="http://schemas.microsoft.com/office/word/2012/wordml" xmlns:w16cex="http://schemas.microsoft.com/office/word/2018/wordml/cex" xmlns:w16cid="http://schemas.microsoft.com/office/word/2016/wordml/cid" xmlns:w16="http://schemas.microsoft.com/office/word/2018/wordml" xmlns:w16du="http://schemas.microsoft.com/office/word/2023/wordml/word16du" xmlns:w16sdtdh="http://schemas.microsoft.com/office/word/2020/wordml/sdtdatahash" xmlns:w16sdtfl="http://schemas.microsoft.com/office/word/2024/wordml/sdtformatlock" xmlns:w16se="http://schemas.microsoft.com/office/word/2015/wordml/symex" xmlns:wpg="http://schemas.microsoft.com/office/word/2010/wordprocessingGroup" xmlns:wpi="http://schemas.microsoft.com/office/word/2010/wordprocessingInk" xmlns:wne="http://schemas.microsoft.com/office/word/2006/wordml" xmlns:wps="http://schemas.microsoft.com/office/word/2010/wordprocessingShape" mc:Ignorable="w14 w15 w16se w16cid w16 w16cex w16sdtdh w16sdtfl w16du wp14">
+<w:numbering xmlns:wpc="http://schemas.microsoft.com/office/word/2010/wordprocessingCanvas" xmlns:cx="http://schemas.microsoft.com/office/drawing/2014/chartex" xmlns:mc="http://schemas.openxmlformats.org/markup-compatibility/2006" xmlns:o="urn:schemas-microsoft-com:office:office" xmlns:r="http://schemas.openxmlformats.org/officeDocument/2006/relationships" xmlns:m="http://schemas.openxmlformats.org/officeDocument/2006/math" xmlns:v="urn:schemas-microsoft-com:vml" xmlns:wp14="http://schemas.microsoft.com/office/word/2010/wordprocessingDrawing" xmlns:wp="http://schemas.openxmlformats.org/drawingml/2006/wordprocessingDrawing" xmlns:w10="urn:schemas-microsoft-com:office:word" xmlns:w="http://schemas.openxmlformats.org/wordprocessingml/2006/main" xmlns:w14="http://schemas.microsoft.com/office/word/2010/wordml" xmlns:w15="http://schemas.microsoft.com/office/word/2012/wordml" xmlns:w16se="http://schemas.microsoft.com/office/word/2015/wordml/symex" xmlns:wpg="http://schemas.microsoft.com/office/word/2010/wordprocessingGroup" xmlns:wpi="http://schemas.microsoft.com/office/word/2010/wordprocessingInk" xmlns:wne="http://schemas.microsoft.com/office/word/2006/wordml" xmlns:wps="http://schemas.microsoft.com/office/word/2010/wordprocessingShape" mc:Ignorable="w14 w15 w16se wp14">
   <w:abstractNum w:abstractNumId="0" w15:restartNumberingAfterBreak="0">
     <w:nsid w:val="018208B8"/>
     <w:multiLevelType w:val="multilevel"/>
@@ -4779,59 +4844,59 @@
       </w:rPr>
     </w:lvl>
   </w:abstractNum>
-  <w:num w:numId="1" w16cid:durableId="1824077945">
+  <w:num w:numId="1">
     <w:abstractNumId w:val="3"/>
   </w:num>
-  <w:num w:numId="2" w16cid:durableId="347366169">
+  <w:num w:numId="2">
     <w:abstractNumId w:val="9"/>
   </w:num>
-  <w:num w:numId="3" w16cid:durableId="1564100501">
+  <w:num w:numId="3">
     <w:abstractNumId w:val="14"/>
   </w:num>
-  <w:num w:numId="4" w16cid:durableId="390035205">
+  <w:num w:numId="4">
     <w:abstractNumId w:val="13"/>
   </w:num>
-  <w:num w:numId="5" w16cid:durableId="905601905">
+  <w:num w:numId="5">
     <w:abstractNumId w:val="6"/>
   </w:num>
-  <w:num w:numId="6" w16cid:durableId="1077172921">
+  <w:num w:numId="6">
     <w:abstractNumId w:val="7"/>
   </w:num>
-  <w:num w:numId="7" w16cid:durableId="476647180">
+  <w:num w:numId="7">
     <w:abstractNumId w:val="2"/>
   </w:num>
-  <w:num w:numId="8" w16cid:durableId="501436843">
+  <w:num w:numId="8">
     <w:abstractNumId w:val="0"/>
   </w:num>
-  <w:num w:numId="9" w16cid:durableId="776019440">
+  <w:num w:numId="9">
     <w:abstractNumId w:val="11"/>
   </w:num>
-  <w:num w:numId="10" w16cid:durableId="1773478622">
+  <w:num w:numId="10">
     <w:abstractNumId w:val="5"/>
   </w:num>
-  <w:num w:numId="11" w16cid:durableId="169611327">
+  <w:num w:numId="11">
     <w:abstractNumId w:val="10"/>
   </w:num>
-  <w:num w:numId="12" w16cid:durableId="1269578391">
+  <w:num w:numId="12">
     <w:abstractNumId w:val="15"/>
   </w:num>
-  <w:num w:numId="13" w16cid:durableId="944074400">
+  <w:num w:numId="13">
     <w:abstractNumId w:val="8"/>
   </w:num>
-  <w:num w:numId="14" w16cid:durableId="893275188">
+  <w:num w:numId="14">
     <w:abstractNumId w:val="4"/>
   </w:num>
-  <w:num w:numId="15" w16cid:durableId="477846962">
+  <w:num w:numId="15">
     <w:abstractNumId w:val="1"/>
   </w:num>
-  <w:num w:numId="16" w16cid:durableId="514999311">
+  <w:num w:numId="16">
     <w:abstractNumId w:val="12"/>
   </w:num>
 </w:numbering>
 </file>
 
 <file path=word/styles.xml><?xml version="1.0" encoding="utf-8"?>
-<w:styles xmlns:mc="http://schemas.openxmlformats.org/markup-compatibility/2006" xmlns:r="http://schemas.openxmlformats.org/officeDocument/2006/relationships" xmlns:w="http://schemas.openxmlformats.org/wordprocessingml/2006/main" xmlns:w14="http://schemas.microsoft.com/office/word/2010/wordml" xmlns:w15="http://schemas.microsoft.com/office/word/2012/wordml" xmlns:w16cex="http://schemas.microsoft.com/office/word/2018/wordml/cex" xmlns:w16cid="http://schemas.microsoft.com/office/word/2016/wordml/cid" xmlns:w16="http://schemas.microsoft.com/office/word/2018/wordml" xmlns:w16du="http://schemas.microsoft.com/office/word/2023/wordml/word16du" xmlns:w16sdtdh="http://schemas.microsoft.com/office/word/2020/wordml/sdtdatahash" xmlns:w16sdtfl="http://schemas.microsoft.com/office/word/2024/wordml/sdtformatlock" xmlns:w16se="http://schemas.microsoft.com/office/word/2015/wordml/symex" mc:Ignorable="w14 w15 w16se w16cid w16 w16cex w16sdtdh w16sdtfl w16du">
+<w:styles xmlns:mc="http://schemas.openxmlformats.org/markup-compatibility/2006" xmlns:r="http://schemas.openxmlformats.org/officeDocument/2006/relationships" xmlns:w="http://schemas.openxmlformats.org/wordprocessingml/2006/main" xmlns:w14="http://schemas.microsoft.com/office/word/2010/wordml" xmlns:w15="http://schemas.microsoft.com/office/word/2012/wordml" xmlns:w16se="http://schemas.microsoft.com/office/word/2015/wordml/symex" mc:Ignorable="w14 w15 w16se">
   <w:docDefaults>
     <w:rPrDefault>
       <w:rPr>
@@ -4849,7 +4914,7 @@
       </w:pPr>
     </w:pPrDefault>
   </w:docDefaults>
-  <w:latentStyles w:defLockedState="0" w:defUIPriority="99" w:defSemiHidden="0" w:defUnhideWhenUsed="0" w:defQFormat="0" w:count="376">
+  <w:latentStyles w:defLockedState="0" w:defUIPriority="99" w:defSemiHidden="0" w:defUnhideWhenUsed="0" w:defQFormat="0" w:count="371">
     <w:lsdException w:name="Normal" w:uiPriority="0" w:qFormat="1"/>
     <w:lsdException w:name="heading 1" w:uiPriority="9" w:qFormat="1"/>
     <w:lsdException w:name="heading 2" w:semiHidden="1" w:uiPriority="9" w:unhideWhenUsed="1" w:qFormat="1"/>
@@ -5221,11 +5286,6 @@
     <w:lsdException w:name="List Table 5 Dark Accent 6" w:uiPriority="50"/>
     <w:lsdException w:name="List Table 6 Colorful Accent 6" w:uiPriority="51"/>
     <w:lsdException w:name="List Table 7 Colorful Accent 6" w:uiPriority="52"/>
-    <w:lsdException w:name="Mention" w:semiHidden="1" w:unhideWhenUsed="1"/>
-    <w:lsdException w:name="Smart Hyperlink" w:semiHidden="1" w:unhideWhenUsed="1"/>
-    <w:lsdException w:name="Hashtag" w:semiHidden="1" w:unhideWhenUsed="1"/>
-    <w:lsdException w:name="Unresolved Mention" w:semiHidden="1" w:unhideWhenUsed="1"/>
-    <w:lsdException w:name="Smart Link" w:semiHidden="1" w:unhideWhenUsed="1"/>
   </w:latentStyles>
   <w:style w:type="paragraph" w:default="1" w:styleId="Normal">
     <w:name w:val="Normal"/>
@@ -5433,6 +5493,7 @@
   <w:style w:type="character" w:default="1" w:styleId="DefaultParagraphFont">
     <w:name w:val="Default Paragraph Font"/>
     <w:uiPriority w:val="1"/>
+    <w:semiHidden/>
     <w:unhideWhenUsed/>
   </w:style>
   <w:style w:type="table" w:default="1" w:styleId="TableNormal">
@@ -6049,7 +6110,7 @@
 </file>
 
 <file path=customXml/itemProps1.xml><?xml version="1.0" encoding="utf-8"?>
-<ds:datastoreItem xmlns:ds="http://schemas.openxmlformats.org/officeDocument/2006/customXml" ds:itemID="{99152DC0-7EAB-4162-89C0-C1FF4750F1CE}">
+<ds:datastoreItem xmlns:ds="http://schemas.openxmlformats.org/officeDocument/2006/customXml" ds:itemID="{55B8B650-28EA-4439-BD3F-37C5B30E2829}">
   <ds:schemaRefs>
     <ds:schemaRef ds:uri="http://schemas.openxmlformats.org/officeDocument/2006/bibliography"/>
   </ds:schemaRefs>
